--- a/202203010050_郗鸣 3/06 计科22-2 202203010050 郗鸣 答辩记录表.docx
+++ b/202203010050_郗鸣 3/06 计科22-2 202203010050 郗鸣 答辩记录表.docx
@@ -1436,6 +1436,49 @@
                 <w:lang w:val="en-US" w:eastAsia="zh-CN"/>
               </w:rPr>
               <w:t>答辩记录人（签字）：</w:t>
+            </w:r>
+            <w:r>
+              <w:rPr>
+                <w:rFonts w:hint="eastAsia" w:ascii="宋体" w:hAnsi="宋体"/>
+                <w:sz w:val="24"/>
+              </w:rPr>
+              <w:drawing>
+                <wp:inline distT="0" distB="0" distL="114300" distR="114300">
+                  <wp:extent cx="1121410" cy="725805"/>
+                  <wp:effectExtent l="0" t="0" r="21590" b="10795"/>
+                  <wp:docPr id="1" name="图片 1" descr="c0c2a050ab930e00a09873f8c46e244f"/>
+                  <wp:cNvGraphicFramePr>
+                    <a:graphicFrameLocks xmlns:a="http://schemas.openxmlformats.org/drawingml/2006/main" noChangeAspect="1"/>
+                  </wp:cNvGraphicFramePr>
+                  <a:graphic xmlns:a="http://schemas.openxmlformats.org/drawingml/2006/main">
+                    <a:graphicData uri="http://schemas.openxmlformats.org/drawingml/2006/picture">
+                      <pic:pic xmlns:pic="http://schemas.openxmlformats.org/drawingml/2006/picture">
+                        <pic:nvPicPr>
+                          <pic:cNvPr id="1" name="图片 1" descr="c0c2a050ab930e00a09873f8c46e244f"/>
+                          <pic:cNvPicPr>
+                            <a:picLocks noChangeAspect="1"/>
+                          </pic:cNvPicPr>
+                        </pic:nvPicPr>
+                        <pic:blipFill>
+                          <a:blip r:embed="rId4"/>
+                          <a:stretch>
+                            <a:fillRect/>
+                          </a:stretch>
+                        </pic:blipFill>
+                        <pic:spPr>
+                          <a:xfrm>
+                            <a:off x="0" y="0"/>
+                            <a:ext cx="1121410" cy="725805"/>
+                          </a:xfrm>
+                          <a:prstGeom prst="rect">
+                            <a:avLst/>
+                          </a:prstGeom>
+                        </pic:spPr>
+                      </pic:pic>
+                    </a:graphicData>
+                  </a:graphic>
+                </wp:inline>
+              </w:drawing>
             </w:r>
             <w:bookmarkStart w:id="0" w:name="_GoBack"/>
             <w:bookmarkEnd w:id="0"/>
